--- a/apps/web/public/documentation/library/files/engineering/SERVICEPRO-PLATFORM-ASSESSMENT.docx
+++ b/apps/web/public/documentation/library/files/engineering/SERVICEPRO-PLATFORM-ASSESSMENT.docx
@@ -67,9 +67,11 @@
       <w:pPr>
         <w:pStyle w:val="Heading1"/>
       </w:pPr>
+      <w:bookmarkStart w:id="1" w:name="document_control"/>
       <w:r>
         <w:t>Document Control</w:t>
       </w:r>
+      <w:bookmarkEnd w:id="1"/>
     </w:p>
     <w:tbl>
       <w:tblPr>
@@ -250,7 +252,525 @@
     </w:tbl>
     <w:p>
       <w:r>
-        <w:t>Navigation note: use Word's Navigation Pane to move through the heading hierarchy. The source document's linked table of contents is retained below.</w:t>
+        <w:t>Use the linked table of contents below or Word's Navigation Pane to move through this document.</w:t>
+      </w:r>
+    </w:p>
+    <w:p>
+      <w:pPr>
+        <w:pStyle w:val="Heading1"/>
+      </w:pPr>
+      <w:bookmarkStart w:id="2" w:name="table_of_contents"/>
+      <w:r>
+        <w:t>Table of Contents</w:t>
+      </w:r>
+      <w:bookmarkEnd w:id="2"/>
+    </w:p>
+    <w:p>
+      <w:pPr>
+        <w:spacing w:after="60"/>
+      </w:pPr>
+      <w:hyperlink w:anchor="document_control">
+        <w:r>
+          <w:rPr>
+            <w:rStyle w:val="Hyperlink"/>
+          </w:rPr>
+          <w:t>Document Control</w:t>
+        </w:r>
+      </w:hyperlink>
+    </w:p>
+    <w:p>
+      <w:pPr>
+        <w:spacing w:after="60"/>
+        <w:ind w:left="0"/>
+      </w:pPr>
+      <w:hyperlink w:anchor="section_001">
+        <w:r>
+          <w:rPr>
+            <w:rStyle w:val="Hyperlink"/>
+          </w:rPr>
+          <w:t>2. Repository Metrics</w:t>
+        </w:r>
+      </w:hyperlink>
+    </w:p>
+    <w:p>
+      <w:pPr>
+        <w:spacing w:after="60"/>
+        <w:ind w:left="0"/>
+      </w:pPr>
+      <w:hyperlink w:anchor="section_002">
+        <w:r>
+          <w:rPr>
+            <w:rStyle w:val="Hyperlink"/>
+          </w:rPr>
+          <w:t>3. Architecture Overview</w:t>
+        </w:r>
+      </w:hyperlink>
+    </w:p>
+    <w:p>
+      <w:pPr>
+        <w:spacing w:after="60"/>
+        <w:ind w:left="317"/>
+      </w:pPr>
+      <w:hyperlink w:anchor="section_003">
+        <w:r>
+          <w:rPr>
+            <w:rStyle w:val="Hyperlink"/>
+          </w:rPr>
+          <w:t>3.1 Runtime Stack</w:t>
+        </w:r>
+      </w:hyperlink>
+    </w:p>
+    <w:p>
+      <w:pPr>
+        <w:spacing w:after="60"/>
+        <w:ind w:left="317"/>
+      </w:pPr>
+      <w:hyperlink w:anchor="section_004">
+        <w:r>
+          <w:rPr>
+            <w:rStyle w:val="Hyperlink"/>
+          </w:rPr>
+          <w:t>3.2 Monorepo Structure</w:t>
+        </w:r>
+      </w:hyperlink>
+    </w:p>
+    <w:p>
+      <w:pPr>
+        <w:spacing w:after="60"/>
+        <w:ind w:left="317"/>
+      </w:pPr>
+      <w:hyperlink w:anchor="section_005">
+        <w:r>
+          <w:rPr>
+            <w:rStyle w:val="Hyperlink"/>
+          </w:rPr>
+          <w:t>3.3 Request Flow</w:t>
+        </w:r>
+      </w:hyperlink>
+    </w:p>
+    <w:p>
+      <w:pPr>
+        <w:spacing w:after="60"/>
+        <w:ind w:left="317"/>
+      </w:pPr>
+      <w:hyperlink w:anchor="section_006">
+        <w:r>
+          <w:rPr>
+            <w:rStyle w:val="Hyperlink"/>
+          </w:rPr>
+          <w:t>3.4 Multi-Tenancy Model</w:t>
+        </w:r>
+      </w:hyperlink>
+    </w:p>
+    <w:p>
+      <w:pPr>
+        <w:spacing w:after="60"/>
+        <w:ind w:left="0"/>
+      </w:pPr>
+      <w:hyperlink w:anchor="section_007">
+        <w:r>
+          <w:rPr>
+            <w:rStyle w:val="Hyperlink"/>
+          </w:rPr>
+          <w:t>4. Operational Core vs. Planned Features</w:t>
+        </w:r>
+      </w:hyperlink>
+    </w:p>
+    <w:p>
+      <w:pPr>
+        <w:spacing w:after="60"/>
+        <w:ind w:left="317"/>
+      </w:pPr>
+      <w:hyperlink w:anchor="section_008">
+        <w:r>
+          <w:rPr>
+            <w:rStyle w:val="Hyperlink"/>
+          </w:rPr>
+          <w:t>4.1 Production-Active Modules</w:t>
+        </w:r>
+      </w:hyperlink>
+    </w:p>
+    <w:p>
+      <w:pPr>
+        <w:spacing w:after="60"/>
+        <w:ind w:left="317"/>
+      </w:pPr>
+      <w:hyperlink w:anchor="section_009">
+        <w:r>
+          <w:rPr>
+            <w:rStyle w:val="Hyperlink"/>
+          </w:rPr>
+          <w:t>4.2 Scaffolded-but-Inactive Modules (Phases 9–45)</w:t>
+        </w:r>
+      </w:hyperlink>
+    </w:p>
+    <w:p>
+      <w:pPr>
+        <w:spacing w:after="60"/>
+        <w:ind w:left="0"/>
+      </w:pPr>
+      <w:hyperlink w:anchor="section_010">
+        <w:r>
+          <w:rPr>
+            <w:rStyle w:val="Hyperlink"/>
+          </w:rPr>
+          <w:t>5. Infrastructure Assessment</w:t>
+        </w:r>
+      </w:hyperlink>
+    </w:p>
+    <w:p>
+      <w:pPr>
+        <w:spacing w:after="60"/>
+        <w:ind w:left="317"/>
+      </w:pPr>
+      <w:hyperlink w:anchor="section_011">
+        <w:r>
+          <w:rPr>
+            <w:rStyle w:val="Hyperlink"/>
+          </w:rPr>
+          <w:t>5.1 Current Deployment</w:t>
+        </w:r>
+      </w:hyperlink>
+    </w:p>
+    <w:p>
+      <w:pPr>
+        <w:spacing w:after="60"/>
+        <w:ind w:left="317"/>
+      </w:pPr>
+      <w:hyperlink w:anchor="section_012">
+        <w:r>
+          <w:rPr>
+            <w:rStyle w:val="Hyperlink"/>
+          </w:rPr>
+          <w:t>5.2 Infrastructure Risks</w:t>
+        </w:r>
+      </w:hyperlink>
+    </w:p>
+    <w:p>
+      <w:pPr>
+        <w:spacing w:after="60"/>
+        <w:ind w:left="317"/>
+      </w:pPr>
+      <w:hyperlink w:anchor="section_013">
+        <w:r>
+          <w:rPr>
+            <w:rStyle w:val="Hyperlink"/>
+          </w:rPr>
+          <w:t>5.3 Build Pipeline</w:t>
+        </w:r>
+      </w:hyperlink>
+    </w:p>
+    <w:p>
+      <w:pPr>
+        <w:spacing w:after="60"/>
+        <w:ind w:left="0"/>
+      </w:pPr>
+      <w:hyperlink w:anchor="section_014">
+        <w:r>
+          <w:rPr>
+            <w:rStyle w:val="Hyperlink"/>
+          </w:rPr>
+          <w:t>6. Code Quality Assessment</w:t>
+        </w:r>
+      </w:hyperlink>
+    </w:p>
+    <w:p>
+      <w:pPr>
+        <w:spacing w:after="60"/>
+        <w:ind w:left="317"/>
+      </w:pPr>
+      <w:hyperlink w:anchor="section_015">
+        <w:r>
+          <w:rPr>
+            <w:rStyle w:val="Hyperlink"/>
+          </w:rPr>
+          <w:t>6.1 Strengths</w:t>
+        </w:r>
+      </w:hyperlink>
+    </w:p>
+    <w:p>
+      <w:pPr>
+        <w:spacing w:after="60"/>
+        <w:ind w:left="317"/>
+      </w:pPr>
+      <w:hyperlink w:anchor="section_016">
+        <w:r>
+          <w:rPr>
+            <w:rStyle w:val="Hyperlink"/>
+          </w:rPr>
+          <w:t>6.2 Technical Debt</w:t>
+        </w:r>
+      </w:hyperlink>
+    </w:p>
+    <w:p>
+      <w:pPr>
+        <w:spacing w:after="60"/>
+        <w:ind w:left="317"/>
+      </w:pPr>
+      <w:hyperlink w:anchor="section_017">
+        <w:r>
+          <w:rPr>
+            <w:rStyle w:val="Hyperlink"/>
+          </w:rPr>
+          <w:t>6.3 Security Posture</w:t>
+        </w:r>
+      </w:hyperlink>
+    </w:p>
+    <w:p>
+      <w:pPr>
+        <w:spacing w:after="60"/>
+        <w:ind w:left="0"/>
+      </w:pPr>
+      <w:hyperlink w:anchor="section_018">
+        <w:r>
+          <w:rPr>
+            <w:rStyle w:val="Hyperlink"/>
+          </w:rPr>
+          <w:t>7. Frontend Assessment</w:t>
+        </w:r>
+      </w:hyperlink>
+    </w:p>
+    <w:p>
+      <w:pPr>
+        <w:spacing w:after="60"/>
+        <w:ind w:left="317"/>
+      </w:pPr>
+      <w:hyperlink w:anchor="section_019">
+        <w:r>
+          <w:rPr>
+            <w:rStyle w:val="Hyperlink"/>
+          </w:rPr>
+          <w:t>7.1 Technology</w:t>
+        </w:r>
+      </w:hyperlink>
+    </w:p>
+    <w:p>
+      <w:pPr>
+        <w:spacing w:after="60"/>
+        <w:ind w:left="317"/>
+      </w:pPr>
+      <w:hyperlink w:anchor="section_020">
+        <w:r>
+          <w:rPr>
+            <w:rStyle w:val="Hyperlink"/>
+          </w:rPr>
+          <w:t>7.2 Component Inventory (44 TSX files)</w:t>
+        </w:r>
+      </w:hyperlink>
+    </w:p>
+    <w:p>
+      <w:pPr>
+        <w:spacing w:after="60"/>
+        <w:ind w:left="317"/>
+      </w:pPr>
+      <w:hyperlink w:anchor="section_021">
+        <w:r>
+          <w:rPr>
+            <w:rStyle w:val="Hyperlink"/>
+          </w:rPr>
+          <w:t>7.3 Frontend Issues</w:t>
+        </w:r>
+      </w:hyperlink>
+    </w:p>
+    <w:p>
+      <w:pPr>
+        <w:spacing w:after="60"/>
+        <w:ind w:left="0"/>
+      </w:pPr>
+      <w:hyperlink w:anchor="section_022">
+        <w:r>
+          <w:rPr>
+            <w:rStyle w:val="Hyperlink"/>
+          </w:rPr>
+          <w:t>8. Database Assessment</w:t>
+        </w:r>
+      </w:hyperlink>
+    </w:p>
+    <w:p>
+      <w:pPr>
+        <w:spacing w:after="60"/>
+        <w:ind w:left="317"/>
+      </w:pPr>
+      <w:hyperlink w:anchor="section_023">
+        <w:r>
+          <w:rPr>
+            <w:rStyle w:val="Hyperlink"/>
+          </w:rPr>
+          <w:t>8.1 Schema Management</w:t>
+        </w:r>
+      </w:hyperlink>
+    </w:p>
+    <w:p>
+      <w:pPr>
+        <w:spacing w:after="60"/>
+        <w:ind w:left="317"/>
+      </w:pPr>
+      <w:hyperlink w:anchor="section_024">
+        <w:r>
+          <w:rPr>
+            <w:rStyle w:val="Hyperlink"/>
+          </w:rPr>
+          <w:t>8.2 Database Risks</w:t>
+        </w:r>
+      </w:hyperlink>
+    </w:p>
+    <w:p>
+      <w:pPr>
+        <w:spacing w:after="60"/>
+        <w:ind w:left="0"/>
+      </w:pPr>
+      <w:hyperlink w:anchor="section_025">
+        <w:r>
+          <w:rPr>
+            <w:rStyle w:val="Hyperlink"/>
+          </w:rPr>
+          <w:t>9. CI/CD Assessment</w:t>
+        </w:r>
+      </w:hyperlink>
+    </w:p>
+    <w:p>
+      <w:pPr>
+        <w:spacing w:after="60"/>
+        <w:ind w:left="317"/>
+      </w:pPr>
+      <w:hyperlink w:anchor="section_026">
+        <w:r>
+          <w:rPr>
+            <w:rStyle w:val="Hyperlink"/>
+          </w:rPr>
+          <w:t>9.1 Active Workflows</w:t>
+        </w:r>
+      </w:hyperlink>
+    </w:p>
+    <w:p>
+      <w:pPr>
+        <w:spacing w:after="60"/>
+        <w:ind w:left="317"/>
+      </w:pPr>
+      <w:hyperlink w:anchor="section_027">
+        <w:r>
+          <w:rPr>
+            <w:rStyle w:val="Hyperlink"/>
+          </w:rPr>
+          <w:t>9.2 CI Gaps</w:t>
+        </w:r>
+      </w:hyperlink>
+    </w:p>
+    <w:p>
+      <w:pPr>
+        <w:spacing w:after="60"/>
+        <w:ind w:left="0"/>
+      </w:pPr>
+      <w:hyperlink w:anchor="section_028">
+        <w:r>
+          <w:rPr>
+            <w:rStyle w:val="Hyperlink"/>
+          </w:rPr>
+          <w:t>10. Scalability Assessment</w:t>
+        </w:r>
+      </w:hyperlink>
+    </w:p>
+    <w:p>
+      <w:pPr>
+        <w:spacing w:after="60"/>
+        <w:ind w:left="317"/>
+      </w:pPr>
+      <w:hyperlink w:anchor="section_029">
+        <w:r>
+          <w:rPr>
+            <w:rStyle w:val="Hyperlink"/>
+          </w:rPr>
+          <w:t>10.1 Current Capacity</w:t>
+        </w:r>
+      </w:hyperlink>
+    </w:p>
+    <w:p>
+      <w:pPr>
+        <w:spacing w:after="60"/>
+        <w:ind w:left="317"/>
+      </w:pPr>
+      <w:hyperlink w:anchor="section_030">
+        <w:r>
+          <w:rPr>
+            <w:rStyle w:val="Hyperlink"/>
+          </w:rPr>
+          <w:t>10.2 Scaling Bottlenecks</w:t>
+        </w:r>
+      </w:hyperlink>
+    </w:p>
+    <w:p>
+      <w:pPr>
+        <w:spacing w:after="60"/>
+        <w:ind w:left="0"/>
+      </w:pPr>
+      <w:hyperlink w:anchor="section_031">
+        <w:r>
+          <w:rPr>
+            <w:rStyle w:val="Hyperlink"/>
+          </w:rPr>
+          <w:t>11. Recommendations Summary</w:t>
+        </w:r>
+      </w:hyperlink>
+    </w:p>
+    <w:p>
+      <w:pPr>
+        <w:spacing w:after="60"/>
+        <w:ind w:left="317"/>
+      </w:pPr>
+      <w:hyperlink w:anchor="section_032">
+        <w:r>
+          <w:rPr>
+            <w:rStyle w:val="Hyperlink"/>
+          </w:rPr>
+          <w:t>Critical (Address Immediately)</w:t>
+        </w:r>
+      </w:hyperlink>
+    </w:p>
+    <w:p>
+      <w:pPr>
+        <w:spacing w:after="60"/>
+        <w:ind w:left="317"/>
+      </w:pPr>
+      <w:hyperlink w:anchor="section_033">
+        <w:r>
+          <w:rPr>
+            <w:rStyle w:val="Hyperlink"/>
+          </w:rPr>
+          <w:t>High Priority (Next 30 Days)</w:t>
+        </w:r>
+      </w:hyperlink>
+    </w:p>
+    <w:p>
+      <w:pPr>
+        <w:spacing w:after="60"/>
+        <w:ind w:left="317"/>
+      </w:pPr>
+      <w:hyperlink w:anchor="section_034">
+        <w:r>
+          <w:rPr>
+            <w:rStyle w:val="Hyperlink"/>
+          </w:rPr>
+          <w:t>Medium Priority (Next 90 Days)</w:t>
+        </w:r>
+      </w:hyperlink>
+    </w:p>
+    <w:p>
+      <w:pPr>
+        <w:spacing w:after="60"/>
+        <w:ind w:left="317"/>
+      </w:pPr>
+      <w:hyperlink w:anchor="section_035">
+        <w:r>
+          <w:rPr>
+            <w:rStyle w:val="Hyperlink"/>
+          </w:rPr>
+          <w:t>Low Priority (Backlog)</w:t>
+        </w:r>
+      </w:hyperlink>
+    </w:p>
+    <w:p>
+      <w:r>
+        <w:br w:type="page"/>
       </w:r>
     </w:p>
     <w:p>
@@ -345,9 +865,11 @@
       <w:pPr>
         <w:pStyle w:val="Heading1"/>
       </w:pPr>
+      <w:bookmarkStart w:id="3" w:name="section_001"/>
       <w:r>
         <w:t>2. Repository Metrics</w:t>
       </w:r>
+      <w:bookmarkEnd w:id="3"/>
     </w:p>
     <w:tbl>
       <w:tblPr>
@@ -943,17 +1465,21 @@
       <w:pPr>
         <w:pStyle w:val="Heading1"/>
       </w:pPr>
+      <w:bookmarkStart w:id="4" w:name="section_002"/>
       <w:r>
         <w:t>3. Architecture Overview</w:t>
       </w:r>
+      <w:bookmarkEnd w:id="4"/>
     </w:p>
     <w:p>
       <w:pPr>
         <w:pStyle w:val="Heading2"/>
       </w:pPr>
+      <w:bookmarkStart w:id="5" w:name="section_003"/>
       <w:r>
         <w:t>3.1 Runtime Stack</w:t>
       </w:r>
+      <w:bookmarkEnd w:id="5"/>
     </w:p>
     <w:tbl>
       <w:tblPr>
@@ -1495,9 +2021,11 @@
       <w:pPr>
         <w:pStyle w:val="Heading2"/>
       </w:pPr>
+      <w:bookmarkStart w:id="6" w:name="section_004"/>
       <w:r>
         <w:t>3.2 Monorepo Structure</w:t>
       </w:r>
+      <w:bookmarkEnd w:id="6"/>
     </w:p>
     <w:p>
       <w:pPr>
@@ -1541,9 +2069,11 @@
       <w:pPr>
         <w:pStyle w:val="Heading2"/>
       </w:pPr>
+      <w:bookmarkStart w:id="7" w:name="section_005"/>
       <w:r>
         <w:t>3.3 Request Flow</w:t>
       </w:r>
+      <w:bookmarkEnd w:id="7"/>
     </w:p>
     <w:p>
       <w:pPr>
@@ -1589,9 +2119,11 @@
       <w:pPr>
         <w:pStyle w:val="Heading2"/>
       </w:pPr>
+      <w:bookmarkStart w:id="8" w:name="section_006"/>
       <w:r>
         <w:t>3.4 Multi-Tenancy Model</w:t>
       </w:r>
+      <w:bookmarkEnd w:id="8"/>
     </w:p>
     <w:p>
       <w:pPr>
@@ -1634,17 +2166,21 @@
       <w:pPr>
         <w:pStyle w:val="Heading1"/>
       </w:pPr>
+      <w:bookmarkStart w:id="9" w:name="section_007"/>
       <w:r>
         <w:t>4. Operational Core vs. Planned Features</w:t>
       </w:r>
+      <w:bookmarkEnd w:id="9"/>
     </w:p>
     <w:p>
       <w:pPr>
         <w:pStyle w:val="Heading2"/>
       </w:pPr>
+      <w:bookmarkStart w:id="10" w:name="section_008"/>
       <w:r>
         <w:t>4.1 Production-Active Modules</w:t>
       </w:r>
+      <w:bookmarkEnd w:id="10"/>
     </w:p>
     <w:p>
       <w:r>
@@ -1823,9 +2359,11 @@
       <w:pPr>
         <w:pStyle w:val="Heading2"/>
       </w:pPr>
+      <w:bookmarkStart w:id="11" w:name="section_009"/>
       <w:r>
         <w:t>4.2 Scaffolded-but-Inactive Modules (Phases 9–45)</w:t>
       </w:r>
+      <w:bookmarkEnd w:id="11"/>
     </w:p>
     <w:p>
       <w:r>
@@ -1910,17 +2448,21 @@
       <w:pPr>
         <w:pStyle w:val="Heading1"/>
       </w:pPr>
+      <w:bookmarkStart w:id="12" w:name="section_010"/>
       <w:r>
         <w:t>5. Infrastructure Assessment</w:t>
       </w:r>
+      <w:bookmarkEnd w:id="12"/>
     </w:p>
     <w:p>
       <w:pPr>
         <w:pStyle w:val="Heading2"/>
       </w:pPr>
+      <w:bookmarkStart w:id="13" w:name="section_011"/>
       <w:r>
         <w:t>5.1 Current Deployment</w:t>
       </w:r>
+      <w:bookmarkEnd w:id="13"/>
     </w:p>
     <w:tbl>
       <w:tblPr>
@@ -2379,9 +2921,11 @@
       <w:pPr>
         <w:pStyle w:val="Heading2"/>
       </w:pPr>
+      <w:bookmarkStart w:id="14" w:name="section_012"/>
       <w:r>
         <w:t>5.2 Infrastructure Risks</w:t>
       </w:r>
+      <w:bookmarkEnd w:id="14"/>
     </w:p>
     <w:p>
       <w:pPr>
@@ -2435,9 +2979,11 @@
       <w:pPr>
         <w:pStyle w:val="Heading2"/>
       </w:pPr>
+      <w:bookmarkStart w:id="15" w:name="section_013"/>
       <w:r>
         <w:t>5.3 Build Pipeline</w:t>
       </w:r>
+      <w:bookmarkEnd w:id="15"/>
     </w:p>
     <w:p>
       <w:pPr>
@@ -2488,17 +3034,21 @@
       <w:pPr>
         <w:pStyle w:val="Heading1"/>
       </w:pPr>
+      <w:bookmarkStart w:id="16" w:name="section_014"/>
       <w:r>
         <w:t>6. Code Quality Assessment</w:t>
       </w:r>
+      <w:bookmarkEnd w:id="16"/>
     </w:p>
     <w:p>
       <w:pPr>
         <w:pStyle w:val="Heading2"/>
       </w:pPr>
+      <w:bookmarkStart w:id="17" w:name="section_015"/>
       <w:r>
         <w:t>6.1 Strengths</w:t>
       </w:r>
+      <w:bookmarkEnd w:id="17"/>
     </w:p>
     <w:p>
       <w:pPr>
@@ -2544,9 +3094,11 @@
       <w:pPr>
         <w:pStyle w:val="Heading2"/>
       </w:pPr>
+      <w:bookmarkStart w:id="18" w:name="section_016"/>
       <w:r>
         <w:t>6.2 Technical Debt</w:t>
       </w:r>
+      <w:bookmarkEnd w:id="18"/>
     </w:p>
     <w:p>
       <w:pPr>
@@ -2632,9 +3184,11 @@
       <w:pPr>
         <w:pStyle w:val="Heading2"/>
       </w:pPr>
+      <w:bookmarkStart w:id="19" w:name="section_017"/>
       <w:r>
         <w:t>6.3 Security Posture</w:t>
       </w:r>
+      <w:bookmarkEnd w:id="19"/>
     </w:p>
     <w:tbl>
       <w:tblPr>
@@ -3230,17 +3784,21 @@
       <w:pPr>
         <w:pStyle w:val="Heading1"/>
       </w:pPr>
+      <w:bookmarkStart w:id="20" w:name="section_018"/>
       <w:r>
         <w:t>7. Frontend Assessment</w:t>
       </w:r>
+      <w:bookmarkEnd w:id="20"/>
     </w:p>
     <w:p>
       <w:pPr>
         <w:pStyle w:val="Heading2"/>
       </w:pPr>
+      <w:bookmarkStart w:id="21" w:name="section_019"/>
       <w:r>
         <w:t>7.1 Technology</w:t>
       </w:r>
+      <w:bookmarkEnd w:id="21"/>
     </w:p>
     <w:p>
       <w:pPr>
@@ -3286,9 +3844,11 @@
       <w:pPr>
         <w:pStyle w:val="Heading2"/>
       </w:pPr>
+      <w:bookmarkStart w:id="22" w:name="section_020"/>
       <w:r>
         <w:t>7.2 Component Inventory (44 TSX files)</w:t>
       </w:r>
+      <w:bookmarkEnd w:id="22"/>
     </w:p>
     <w:p>
       <w:r>
@@ -3299,9 +3859,11 @@
       <w:pPr>
         <w:pStyle w:val="Heading2"/>
       </w:pPr>
+      <w:bookmarkStart w:id="23" w:name="section_021"/>
       <w:r>
         <w:t>7.3 Frontend Issues</w:t>
       </w:r>
+      <w:bookmarkEnd w:id="23"/>
     </w:p>
     <w:p>
       <w:pPr>
@@ -3352,17 +3914,21 @@
       <w:pPr>
         <w:pStyle w:val="Heading1"/>
       </w:pPr>
+      <w:bookmarkStart w:id="24" w:name="section_022"/>
       <w:r>
         <w:t>8. Database Assessment</w:t>
       </w:r>
+      <w:bookmarkEnd w:id="24"/>
     </w:p>
     <w:p>
       <w:pPr>
         <w:pStyle w:val="Heading2"/>
       </w:pPr>
+      <w:bookmarkStart w:id="25" w:name="section_023"/>
       <w:r>
         <w:t>8.1 Schema Management</w:t>
       </w:r>
+      <w:bookmarkEnd w:id="25"/>
     </w:p>
     <w:p>
       <w:pPr>
@@ -3400,9 +3966,11 @@
       <w:pPr>
         <w:pStyle w:val="Heading2"/>
       </w:pPr>
+      <w:bookmarkStart w:id="26" w:name="section_024"/>
       <w:r>
         <w:t>8.2 Database Risks</w:t>
       </w:r>
+      <w:bookmarkEnd w:id="26"/>
     </w:p>
     <w:p>
       <w:pPr>
@@ -3453,17 +4021,21 @@
       <w:pPr>
         <w:pStyle w:val="Heading1"/>
       </w:pPr>
+      <w:bookmarkStart w:id="27" w:name="section_025"/>
       <w:r>
         <w:t>9. CI/CD Assessment</w:t>
       </w:r>
+      <w:bookmarkEnd w:id="27"/>
     </w:p>
     <w:p>
       <w:pPr>
         <w:pStyle w:val="Heading2"/>
       </w:pPr>
+      <w:bookmarkStart w:id="28" w:name="section_026"/>
       <w:r>
         <w:t>9.1 Active Workflows</w:t>
       </w:r>
+      <w:bookmarkEnd w:id="28"/>
     </w:p>
     <w:tbl>
       <w:tblPr>
@@ -3878,9 +4450,11 @@
       <w:pPr>
         <w:pStyle w:val="Heading2"/>
       </w:pPr>
+      <w:bookmarkStart w:id="29" w:name="section_027"/>
       <w:r>
         <w:t>9.2 CI Gaps</w:t>
       </w:r>
+      <w:bookmarkEnd w:id="29"/>
     </w:p>
     <w:p>
       <w:pPr>
@@ -3939,17 +4513,21 @@
       <w:pPr>
         <w:pStyle w:val="Heading1"/>
       </w:pPr>
+      <w:bookmarkStart w:id="30" w:name="section_028"/>
       <w:r>
         <w:t>10. Scalability Assessment</w:t>
       </w:r>
+      <w:bookmarkEnd w:id="30"/>
     </w:p>
     <w:p>
       <w:pPr>
         <w:pStyle w:val="Heading2"/>
       </w:pPr>
+      <w:bookmarkStart w:id="31" w:name="section_029"/>
       <w:r>
         <w:t>10.1 Current Capacity</w:t>
       </w:r>
+      <w:bookmarkEnd w:id="31"/>
     </w:p>
     <w:p>
       <w:pPr>
@@ -3987,9 +4565,11 @@
       <w:pPr>
         <w:pStyle w:val="Heading2"/>
       </w:pPr>
+      <w:bookmarkStart w:id="32" w:name="section_030"/>
       <w:r>
         <w:t>10.2 Scaling Bottlenecks</w:t>
       </w:r>
+      <w:bookmarkEnd w:id="32"/>
     </w:p>
     <w:p>
       <w:pPr>
@@ -4040,17 +4620,21 @@
       <w:pPr>
         <w:pStyle w:val="Heading1"/>
       </w:pPr>
+      <w:bookmarkStart w:id="33" w:name="section_031"/>
       <w:r>
         <w:t>11. Recommendations Summary</w:t>
       </w:r>
+      <w:bookmarkEnd w:id="33"/>
     </w:p>
     <w:p>
       <w:pPr>
         <w:pStyle w:val="Heading2"/>
       </w:pPr>
+      <w:bookmarkStart w:id="34" w:name="section_032"/>
       <w:r>
         <w:t>Critical (Address Immediately)</w:t>
       </w:r>
+      <w:bookmarkEnd w:id="34"/>
     </w:p>
     <w:p>
       <w:pPr>
@@ -4088,9 +4672,11 @@
       <w:pPr>
         <w:pStyle w:val="Heading2"/>
       </w:pPr>
+      <w:bookmarkStart w:id="35" w:name="section_033"/>
       <w:r>
         <w:t>High Priority (Next 30 Days)</w:t>
       </w:r>
+      <w:bookmarkEnd w:id="35"/>
     </w:p>
     <w:p>
       <w:pPr>
@@ -4144,9 +4730,11 @@
       <w:pPr>
         <w:pStyle w:val="Heading2"/>
       </w:pPr>
+      <w:bookmarkStart w:id="36" w:name="section_034"/>
       <w:r>
         <w:t>Medium Priority (Next 90 Days)</w:t>
       </w:r>
+      <w:bookmarkEnd w:id="36"/>
     </w:p>
     <w:p>
       <w:pPr>
@@ -4200,9 +4788,11 @@
       <w:pPr>
         <w:pStyle w:val="Heading2"/>
       </w:pPr>
+      <w:bookmarkStart w:id="37" w:name="section_035"/>
       <w:r>
         <w:t>Low Priority (Backlog)</w:t>
       </w:r>
+      <w:bookmarkEnd w:id="37"/>
     </w:p>
     <w:p>
       <w:pPr>
